--- a/tillsyn/A 22456-2023 tillsynsbegäran.docx
+++ b/tillsyn/A 22456-2023 tillsynsbegäran.docx
@@ -288,7 +288,7 @@
     <w:r>
       <w:tab/>
       <w:tab/>
-      <w:t>2026-06-18</w:t>
+      <w:t>2026-06-19</w:t>
       <w:br/>
       <w:br/>
     </w:r>

--- a/tillsyn/A 22456-2023 tillsynsbegäran.docx
+++ b/tillsyn/A 22456-2023 tillsynsbegäran.docx
@@ -288,7 +288,7 @@
     <w:r>
       <w:tab/>
       <w:tab/>
-      <w:t>2026-06-19</w:t>
+      <w:t>2026-06-20</w:t>
       <w:br/>
       <w:br/>
     </w:r>

--- a/tillsyn/A 22456-2023 tillsynsbegäran.docx
+++ b/tillsyn/A 22456-2023 tillsynsbegäran.docx
@@ -12,10 +12,7 @@
     </w:p>
     <w:p>
       <w:r>
-        <w:t>Detta dokument behandlar höga naturvärden i avverkningsanmälan A 22456-2023 i Norrtälje kommun som inkom 2023-05-24 och omfattar 3,1 ha.</w:t>
-      </w:r>
-      <w:r>
-        <w:t xml:space="preserve"> I Figur 1 visas fyndplatser för naturvårdsarter i området, som finns registrerade på Artportalen.</w:t>
+        <w:t>Denna tillsynsbegäran behandlar höga naturvärden i avverkningsanmälan A 22456-2023 i Norrtälje kommun som inkom 2023-05-24 och omfattar 3,1 ha.</w:t>
       </w:r>
     </w:p>
     <w:p>
@@ -63,7 +60,20 @@
         <w:spacing w:after="240"/>
       </w:pPr>
       <w:r>
-        <w:t>Figur 1. Fyndplatser för naturvårdsarter inom 25 meter från avverkningsanmälan (röd linje). Inom parentes anges rödlistekategorier, S för signalarter, Tför typiska arter och fridlysningsparagrafer i artskyddsförordningen.Markörer utan svart kant är placerade på fyndplatsen. Markörer med svart kant är placerade vid sidan av fyndplatsen och har ett svart streck som visar fyndplatsens exakta position. Kartans mittpunktskoordinat är N 6657998, E 696032 i SWEREF 99 TM.</w:t>
+        <w:t>Figur 1. Fyndplatser för naturvårdsarter inom 25 meter från avverkningsanmälan. Markörer utan svart kant är placerade på fyndplatsen. Markörer med svart kant är placerade vid sidan av fyndplatsen har ett svart streck som visar fyndplatsens exakta position. Kartans mittpunktskoordinat är N 6657998, E 696032 i SWEREF 99 TM.</w:t>
+      </w:r>
+    </w:p>
+    <w:p>
+      <w:r>
+        <w:t>Inom 25 meter från avverkningsanmälan finns fynd av 2 naturvårdsarter, varav 1 är rödlistad, 1 är fridlyst, 1 är typisk (T) och 1 är signalart (S): asknätfjäril (EN, §4a) och underviol (S, T). Se Figur 1.</w:t>
+      </w:r>
+    </w:p>
+    <w:p>
+      <w:pPr>
+        <w:pStyle w:val="Heading1"/>
+      </w:pPr>
+      <w:r>
+        <w:t>Tillsynsbegäran</w:t>
       </w:r>
     </w:p>
     <w:p>
@@ -77,39 +87,16 @@
       </w:r>
     </w:p>
     <w:p>
-      <w:r>
-        <w:t>Nedan beskrivs fynd av naturvårdsarter och fridlysta arter som gjorts i det avverkningsanmälda området.</w:t>
-      </w:r>
-    </w:p>
-    <w:p>
       <w:pPr>
         <w:pStyle w:val="Heading1"/>
       </w:pPr>
       <w:r>
-        <w:t>Naturvårdsarter</w:t>
+        <w:t>Naturvårdsarter och fridlysta arter</w:t>
       </w:r>
     </w:p>
     <w:p>
       <w:r>
-        <w:t>Inom 25 meter från avverkningsanmälan har följande 2 naturvårdsarter hittats: asknätfjäril (EN, §4a) och underviol (S, T). Av dessa är 1 rödlistade. För rödlistade arter har rödlistekategorin angivits inom parentes. Arter som är signalarter enligt Skogsstyrelsen har markerats med (S). Typiska arter inom Natura 2000 som är kopplade till skogsekosystem har markerats med (T). För fridlysta arter anges även paragrafen i Artskyddsförordningen som arten är fridlyst enligt.</w:t>
-      </w:r>
-    </w:p>
-    <w:p>
-      <w:r>
-        <w:t>De påträffade naturvårdsarterna är ett tydligt kvitto på att det rör sig om en skog med höga naturvärden.</w:t>
-      </w:r>
-    </w:p>
-    <w:p>
-      <w:pPr>
-        <w:pStyle w:val="Heading2"/>
-      </w:pPr>
-      <w:r>
-        <w:t>Fridlysta arter</w:t>
-      </w:r>
-    </w:p>
-    <w:p>
-      <w:r>
-        <w:t>Följande fridlysta arter har sina livsmiljöer och växtplatser i den avverkningsanmälda skogen: asknätfjäril (EN, §4a).</w:t>
+        <w:t>Nedan följer beskrivningar av de naturvårdsarter och fridlysta arter som har sina livsmiljöer och växtplatser i den avverkningsanmälda skogen. De påträffade naturvårdsarterna är ett tydligt kvitto på att det rör sig om en skog med höga naturvärden.</w:t>
       </w:r>
     </w:p>
     <w:p>
@@ -121,14 +108,6 @@
       </w:r>
       <w:r>
         <w:t xml:space="preserve"> är en fridlyst och starkt hotad åtgärdsprogramsart som omfattas av bilaga 2 och 4 EU:s art- och habitatdirektiv vilket innebär att fjärilen och dess livsmiljöer är strikt skyddade samt att Natura 2000-områden ska inrättas. Habitatdirektivets bevarandestatus är dåligt med negativ trend. Asknätfjärilens kraftiga tillbakagång sammanfaller med 1950–60-talens mycket omfattande nedläggningar av mindre lantbruk i skogsbygder och ett mer intensivt och storskaligt skogsbruk. Arten hotas främst av skogsdikning och skyddsdikning som omintetgör nödvändig markfuktighet under torrare somrar. Arten är uttorkningskänslig i alla utvecklingsstadier och det är mycket viktigt att bäckar och översilningsmarker lämnas orörda vid skogsbruk. Asknätfjärilens larver livnär sig på blad av ask och olvon och den är rödlistad som sårbar (VU) på den europeiska rödlistan samt globalt rödlistad som DD (Data Deficient) vilket innebär att Sverige har ett internationellt ansvar för arten (SLU Artdatabanken, 2026; IUCN, 2023; Eliasson, 2008).</w:t>
-      </w:r>
-    </w:p>
-    <w:p>
-      <w:pPr>
-        <w:pStyle w:val="Heading2"/>
-      </w:pPr>
-      <w:r>
-        <w:t>Övriga naturvårdsarter</w:t>
       </w:r>
     </w:p>
     <w:p>
@@ -288,7 +267,7 @@
     <w:r>
       <w:tab/>
       <w:tab/>
-      <w:t>2026-06-20</w:t>
+      <w:t>2026-06-21</w:t>
       <w:br/>
       <w:br/>
     </w:r>

--- a/tillsyn/A 22456-2023 tillsynsbegäran.docx
+++ b/tillsyn/A 22456-2023 tillsynsbegäran.docx
@@ -267,7 +267,7 @@
     <w:r>
       <w:tab/>
       <w:tab/>
-      <w:t>2026-06-21</w:t>
+      <w:t>2026-06-22</w:t>
       <w:br/>
       <w:br/>
     </w:r>

--- a/tillsyn/A 22456-2023 tillsynsbegäran.docx
+++ b/tillsyn/A 22456-2023 tillsynsbegäran.docx
@@ -267,7 +267,7 @@
     <w:r>
       <w:tab/>
       <w:tab/>
-      <w:t>2026-06-22</w:t>
+      <w:t>2026-06-23</w:t>
       <w:br/>
       <w:br/>
     </w:r>

--- a/tillsyn/A 22456-2023 tillsynsbegäran.docx
+++ b/tillsyn/A 22456-2023 tillsynsbegäran.docx
@@ -267,7 +267,7 @@
     <w:r>
       <w:tab/>
       <w:tab/>
-      <w:t>2026-06-23</w:t>
+      <w:t>2026-06-24</w:t>
       <w:br/>
       <w:br/>
     </w:r>

--- a/tillsyn/A 22456-2023 tillsynsbegäran.docx
+++ b/tillsyn/A 22456-2023 tillsynsbegäran.docx
@@ -267,7 +267,7 @@
     <w:r>
       <w:tab/>
       <w:tab/>
-      <w:t>2026-06-24</w:t>
+      <w:t>2026-06-25</w:t>
       <w:br/>
       <w:br/>
     </w:r>

--- a/tillsyn/A 22456-2023 tillsynsbegäran.docx
+++ b/tillsyn/A 22456-2023 tillsynsbegäran.docx
@@ -267,7 +267,7 @@
     <w:r>
       <w:tab/>
       <w:tab/>
-      <w:t>2026-06-25</w:t>
+      <w:t>2026-06-26</w:t>
       <w:br/>
       <w:br/>
     </w:r>

--- a/tillsyn/A 22456-2023 tillsynsbegäran.docx
+++ b/tillsyn/A 22456-2023 tillsynsbegäran.docx
@@ -267,7 +267,7 @@
     <w:r>
       <w:tab/>
       <w:tab/>
-      <w:t>2026-06-26</w:t>
+      <w:t>2026-06-27</w:t>
       <w:br/>
       <w:br/>
     </w:r>

--- a/tillsyn/A 22456-2023 tillsynsbegäran.docx
+++ b/tillsyn/A 22456-2023 tillsynsbegäran.docx
@@ -267,7 +267,7 @@
     <w:r>
       <w:tab/>
       <w:tab/>
-      <w:t>2026-06-27</w:t>
+      <w:t>2026-06-28</w:t>
       <w:br/>
       <w:br/>
     </w:r>

--- a/tillsyn/A 22456-2023 tillsynsbegäran.docx
+++ b/tillsyn/A 22456-2023 tillsynsbegäran.docx
@@ -267,7 +267,7 @@
     <w:r>
       <w:tab/>
       <w:tab/>
-      <w:t>2026-06-28</w:t>
+      <w:t>2026-06-29</w:t>
       <w:br/>
       <w:br/>
     </w:r>

--- a/tillsyn/A 22456-2023 tillsynsbegäran.docx
+++ b/tillsyn/A 22456-2023 tillsynsbegäran.docx
@@ -267,7 +267,7 @@
     <w:r>
       <w:tab/>
       <w:tab/>
-      <w:t>2026-06-29</w:t>
+      <w:t>2026-06-30</w:t>
       <w:br/>
       <w:br/>
     </w:r>

--- a/tillsyn/A 22456-2023 tillsynsbegäran.docx
+++ b/tillsyn/A 22456-2023 tillsynsbegäran.docx
@@ -267,7 +267,7 @@
     <w:r>
       <w:tab/>
       <w:tab/>
-      <w:t>2026-06-30</w:t>
+      <w:t>2026-07-01</w:t>
       <w:br/>
       <w:br/>
     </w:r>

--- a/tillsyn/A 22456-2023 tillsynsbegäran.docx
+++ b/tillsyn/A 22456-2023 tillsynsbegäran.docx
@@ -267,7 +267,7 @@
     <w:r>
       <w:tab/>
       <w:tab/>
-      <w:t>2026-07-01</w:t>
+      <w:t>2026-07-02</w:t>
       <w:br/>
       <w:br/>
     </w:r>

--- a/tillsyn/A 22456-2023 tillsynsbegäran.docx
+++ b/tillsyn/A 22456-2023 tillsynsbegäran.docx
@@ -267,7 +267,7 @@
     <w:r>
       <w:tab/>
       <w:tab/>
-      <w:t>2026-07-13</w:t>
+      <w:t>2026-07-14</w:t>
       <w:br/>
       <w:br/>
     </w:r>

--- a/tillsyn/A 22456-2023 tillsynsbegäran.docx
+++ b/tillsyn/A 22456-2023 tillsynsbegäran.docx
@@ -267,7 +267,7 @@
     <w:r>
       <w:tab/>
       <w:tab/>
-      <w:t>2026-07-14</w:t>
+      <w:t>2026-07-15</w:t>
       <w:br/>
       <w:br/>
     </w:r>

--- a/tillsyn/A 22456-2023 tillsynsbegäran.docx
+++ b/tillsyn/A 22456-2023 tillsynsbegäran.docx
@@ -267,7 +267,7 @@
     <w:r>
       <w:tab/>
       <w:tab/>
-      <w:t>2026-07-15</w:t>
+      <w:t>2026-07-16</w:t>
       <w:br/>
       <w:br/>
     </w:r>

--- a/tillsyn/A 22456-2023 tillsynsbegäran.docx
+++ b/tillsyn/A 22456-2023 tillsynsbegäran.docx
@@ -267,7 +267,7 @@
     <w:r>
       <w:tab/>
       <w:tab/>
-      <w:t>2026-07-16</w:t>
+      <w:t>2026-07-17</w:t>
       <w:br/>
       <w:br/>
     </w:r>

--- a/tillsyn/A 22456-2023 tillsynsbegäran.docx
+++ b/tillsyn/A 22456-2023 tillsynsbegäran.docx
@@ -267,7 +267,7 @@
     <w:r>
       <w:tab/>
       <w:tab/>
-      <w:t>2026-07-17</w:t>
+      <w:t>2026-07-18</w:t>
       <w:br/>
       <w:br/>
     </w:r>

--- a/tillsyn/A 22456-2023 tillsynsbegäran.docx
+++ b/tillsyn/A 22456-2023 tillsynsbegäran.docx
@@ -267,7 +267,7 @@
     <w:r>
       <w:tab/>
       <w:tab/>
-      <w:t>2026-07-18</w:t>
+      <w:t>2026-07-19</w:t>
       <w:br/>
       <w:br/>
     </w:r>

--- a/tillsyn/A 22456-2023 tillsynsbegäran.docx
+++ b/tillsyn/A 22456-2023 tillsynsbegäran.docx
@@ -267,7 +267,7 @@
     <w:r>
       <w:tab/>
       <w:tab/>
-      <w:t>2026-07-19</w:t>
+      <w:t>2026-07-20</w:t>
       <w:br/>
       <w:br/>
     </w:r>

--- a/tillsyn/A 22456-2023 tillsynsbegäran.docx
+++ b/tillsyn/A 22456-2023 tillsynsbegäran.docx
@@ -267,7 +267,7 @@
     <w:r>
       <w:tab/>
       <w:tab/>
-      <w:t>2026-07-20</w:t>
+      <w:t>2026-07-21</w:t>
       <w:br/>
       <w:br/>
     </w:r>

--- a/tillsyn/A 22456-2023 tillsynsbegäran.docx
+++ b/tillsyn/A 22456-2023 tillsynsbegäran.docx
@@ -267,7 +267,7 @@
     <w:r>
       <w:tab/>
       <w:tab/>
-      <w:t>2026-07-21</w:t>
+      <w:t>2026-07-22</w:t>
       <w:br/>
       <w:br/>
     </w:r>

--- a/tillsyn/A 22456-2023 tillsynsbegäran.docx
+++ b/tillsyn/A 22456-2023 tillsynsbegäran.docx
@@ -267,7 +267,7 @@
     <w:r>
       <w:tab/>
       <w:tab/>
-      <w:t>2026-07-22</w:t>
+      <w:t>2026-07-23</w:t>
       <w:br/>
       <w:br/>
     </w:r>

--- a/tillsyn/A 22456-2023 tillsynsbegäran.docx
+++ b/tillsyn/A 22456-2023 tillsynsbegäran.docx
@@ -267,7 +267,7 @@
     <w:r>
       <w:tab/>
       <w:tab/>
-      <w:t>2026-07-23</w:t>
+      <w:t>2026-07-24</w:t>
       <w:br/>
       <w:br/>
     </w:r>

--- a/tillsyn/A 22456-2023 tillsynsbegäran.docx
+++ b/tillsyn/A 22456-2023 tillsynsbegäran.docx
@@ -267,7 +267,7 @@
     <w:r>
       <w:tab/>
       <w:tab/>
-      <w:t>2026-07-24</w:t>
+      <w:t>2026-07-25</w:t>
       <w:br/>
       <w:br/>
     </w:r>

--- a/tillsyn/A 22456-2023 tillsynsbegäran.docx
+++ b/tillsyn/A 22456-2023 tillsynsbegäran.docx
@@ -267,7 +267,7 @@
     <w:r>
       <w:tab/>
       <w:tab/>
-      <w:t>2026-07-25</w:t>
+      <w:t>2026-07-26</w:t>
       <w:br/>
       <w:br/>
     </w:r>

--- a/tillsyn/A 22456-2023 tillsynsbegäran.docx
+++ b/tillsyn/A 22456-2023 tillsynsbegäran.docx
@@ -267,7 +267,7 @@
     <w:r>
       <w:tab/>
       <w:tab/>
-      <w:t>2026-07-26</w:t>
+      <w:t>2026-07-27</w:t>
       <w:br/>
       <w:br/>
     </w:r>

--- a/tillsyn/A 22456-2023 tillsynsbegäran.docx
+++ b/tillsyn/A 22456-2023 tillsynsbegäran.docx
@@ -267,7 +267,7 @@
     <w:r>
       <w:tab/>
       <w:tab/>
-      <w:t>2026-07-27</w:t>
+      <w:t>2026-07-28</w:t>
       <w:br/>
       <w:br/>
     </w:r>

--- a/tillsyn/A 22456-2023 tillsynsbegäran.docx
+++ b/tillsyn/A 22456-2023 tillsynsbegäran.docx
@@ -267,7 +267,7 @@
     <w:r>
       <w:tab/>
       <w:tab/>
-      <w:t>2026-07-28</w:t>
+      <w:t>2026-07-29</w:t>
       <w:br/>
       <w:br/>
     </w:r>

--- a/tillsyn/A 22456-2023 tillsynsbegäran.docx
+++ b/tillsyn/A 22456-2023 tillsynsbegäran.docx
@@ -267,7 +267,7 @@
     <w:r>
       <w:tab/>
       <w:tab/>
-      <w:t>2026-07-29</w:t>
+      <w:t>2026-07-30</w:t>
       <w:br/>
       <w:br/>
     </w:r>

--- a/tillsyn/A 22456-2023 tillsynsbegäran.docx
+++ b/tillsyn/A 22456-2023 tillsynsbegäran.docx
@@ -267,7 +267,7 @@
     <w:r>
       <w:tab/>
       <w:tab/>
-      <w:t>2026-07-30</w:t>
+      <w:t>2026-07-31</w:t>
       <w:br/>
       <w:br/>
     </w:r>

--- a/tillsyn/A 22456-2023 tillsynsbegäran.docx
+++ b/tillsyn/A 22456-2023 tillsynsbegäran.docx
@@ -267,7 +267,7 @@
     <w:r>
       <w:tab/>
       <w:tab/>
-      <w:t>2026-07-31</w:t>
+      <w:t>2026-08-01</w:t>
       <w:br/>
       <w:br/>
     </w:r>

--- a/tillsyn/A 22456-2023 tillsynsbegäran.docx
+++ b/tillsyn/A 22456-2023 tillsynsbegäran.docx
@@ -267,7 +267,7 @@
     <w:r>
       <w:tab/>
       <w:tab/>
-      <w:t>2026-08-01</w:t>
+      <w:t>2026-08-02</w:t>
       <w:br/>
       <w:br/>
     </w:r>

--- a/tillsyn/A 22456-2023 tillsynsbegäran.docx
+++ b/tillsyn/A 22456-2023 tillsynsbegäran.docx
@@ -267,7 +267,7 @@
     <w:r>
       <w:tab/>
       <w:tab/>
-      <w:t>2026-08-02</w:t>
+      <w:t>2026-08-03</w:t>
       <w:br/>
       <w:br/>
     </w:r>

--- a/tillsyn/A 22456-2023 tillsynsbegäran.docx
+++ b/tillsyn/A 22456-2023 tillsynsbegäran.docx
@@ -267,7 +267,7 @@
     <w:r>
       <w:tab/>
       <w:tab/>
-      <w:t>2026-08-03</w:t>
+      <w:t>2026-08-05</w:t>
       <w:br/>
       <w:br/>
     </w:r>

--- a/tillsyn/A 22456-2023 tillsynsbegäran.docx
+++ b/tillsyn/A 22456-2023 tillsynsbegäran.docx
@@ -267,7 +267,7 @@
     <w:r>
       <w:tab/>
       <w:tab/>
-      <w:t>2026-08-05</w:t>
+      <w:t>2026-08-07</w:t>
       <w:br/>
       <w:br/>
     </w:r>

--- a/tillsyn/A 22456-2023 tillsynsbegäran.docx
+++ b/tillsyn/A 22456-2023 tillsynsbegäran.docx
@@ -267,7 +267,7 @@
     <w:r>
       <w:tab/>
       <w:tab/>
-      <w:t>2026-08-07</w:t>
+      <w:t>2026-08-08</w:t>
       <w:br/>
       <w:br/>
     </w:r>

--- a/tillsyn/A 22456-2023 tillsynsbegäran.docx
+++ b/tillsyn/A 22456-2023 tillsynsbegäran.docx
@@ -60,7 +60,7 @@
         <w:spacing w:after="240"/>
       </w:pPr>
       <w:r>
-        <w:t>Figur 1. Fyndplatser för naturvårdsarter inom 25 meter från avverkningsanmälan. Markörer utan svart kant är placerade på fyndplatsen. Markörer med svart kant är placerade vid sidan av fyndplatsen har ett svart streck som visar fyndplatsens exakta position. Kartans mittpunktskoordinat är N 6657998, E 696032 i SWEREF 99 TM.</w:t>
+        <w:t>Figur 1. Fyndplatser för naturvårdsarter inom 25 meter från avverkningsanmälan. Markörer utan svart kant är placerade på fyndplatsen. Markörer med svart kant är placerade vid sidan av fyndplatsen och har ett svart streck som visar fyndplatsens exakta position. Kartans mittpunktskoordinat är N 6657998, E 696032 i SWEREF 99 TM.</w:t>
       </w:r>
     </w:p>
     <w:p>
@@ -267,7 +267,7 @@
     <w:r>
       <w:tab/>
       <w:tab/>
-      <w:t>2026-08-14</w:t>
+      <w:t>2026-08-15</w:t>
       <w:br/>
       <w:br/>
     </w:r>

--- a/tillsyn/A 22456-2023 tillsynsbegäran.docx
+++ b/tillsyn/A 22456-2023 tillsynsbegäran.docx
@@ -267,7 +267,7 @@
     <w:r>
       <w:tab/>
       <w:tab/>
-      <w:t>2026-08-15</w:t>
+      <w:t>2026-08-16</w:t>
       <w:br/>
       <w:br/>
     </w:r>

--- a/tillsyn/A 22456-2023 tillsynsbegäran.docx
+++ b/tillsyn/A 22456-2023 tillsynsbegäran.docx
@@ -267,7 +267,7 @@
     <w:r>
       <w:tab/>
       <w:tab/>
-      <w:t>2026-08-16</w:t>
+      <w:t>2026-08-17</w:t>
       <w:br/>
       <w:br/>
     </w:r>

--- a/tillsyn/A 22456-2023 tillsynsbegäran.docx
+++ b/tillsyn/A 22456-2023 tillsynsbegäran.docx
@@ -267,7 +267,7 @@
     <w:r>
       <w:tab/>
       <w:tab/>
-      <w:t>2026-08-17</w:t>
+      <w:t>2026-08-18</w:t>
       <w:br/>
       <w:br/>
     </w:r>

--- a/tillsyn/A 22456-2023 tillsynsbegäran.docx
+++ b/tillsyn/A 22456-2023 tillsynsbegäran.docx
@@ -267,7 +267,7 @@
     <w:r>
       <w:tab/>
       <w:tab/>
-      <w:t>2026-08-18</w:t>
+      <w:t>2026-08-19</w:t>
       <w:br/>
       <w:br/>
     </w:r>

--- a/tillsyn/A 22456-2023 tillsynsbegäran.docx
+++ b/tillsyn/A 22456-2023 tillsynsbegäran.docx
@@ -267,7 +267,7 @@
     <w:r>
       <w:tab/>
       <w:tab/>
-      <w:t>2026-08-19</w:t>
+      <w:t>2026-08-20</w:t>
       <w:br/>
       <w:br/>
     </w:r>

--- a/tillsyn/A 22456-2023 tillsynsbegäran.docx
+++ b/tillsyn/A 22456-2023 tillsynsbegäran.docx
@@ -267,7 +267,7 @@
     <w:r>
       <w:tab/>
       <w:tab/>
-      <w:t>2026-08-20</w:t>
+      <w:t>2026-08-21</w:t>
       <w:br/>
       <w:br/>
     </w:r>

--- a/tillsyn/A 22456-2023 tillsynsbegäran.docx
+++ b/tillsyn/A 22456-2023 tillsynsbegäran.docx
@@ -267,7 +267,7 @@
     <w:r>
       <w:tab/>
       <w:tab/>
-      <w:t>2026-08-21</w:t>
+      <w:t>2026-08-22</w:t>
       <w:br/>
       <w:br/>
     </w:r>

--- a/tillsyn/A 22456-2023 tillsynsbegäran.docx
+++ b/tillsyn/A 22456-2023 tillsynsbegäran.docx
@@ -267,7 +267,7 @@
     <w:r>
       <w:tab/>
       <w:tab/>
-      <w:t>2026-08-22</w:t>
+      <w:t>2026-08-23</w:t>
       <w:br/>
       <w:br/>
     </w:r>

--- a/tillsyn/A 22456-2023 tillsynsbegäran.docx
+++ b/tillsyn/A 22456-2023 tillsynsbegäran.docx
@@ -267,7 +267,7 @@
     <w:r>
       <w:tab/>
       <w:tab/>
-      <w:t>2026-08-23</w:t>
+      <w:t>2026-08-24</w:t>
       <w:br/>
       <w:br/>
     </w:r>

--- a/tillsyn/A 22456-2023 tillsynsbegäran.docx
+++ b/tillsyn/A 22456-2023 tillsynsbegäran.docx
@@ -267,7 +267,7 @@
     <w:r>
       <w:tab/>
       <w:tab/>
-      <w:t>2026-08-24</w:t>
+      <w:t>2026-08-25</w:t>
       <w:br/>
       <w:br/>
     </w:r>

--- a/tillsyn/A 22456-2023 tillsynsbegäran.docx
+++ b/tillsyn/A 22456-2023 tillsynsbegäran.docx
@@ -267,7 +267,7 @@
     <w:r>
       <w:tab/>
       <w:tab/>
-      <w:t>2026-08-25</w:t>
+      <w:t>2026-08-26</w:t>
       <w:br/>
       <w:br/>
     </w:r>

--- a/tillsyn/A 22456-2023 tillsynsbegäran.docx
+++ b/tillsyn/A 22456-2023 tillsynsbegäran.docx
@@ -267,7 +267,7 @@
     <w:r>
       <w:tab/>
       <w:tab/>
-      <w:t>2026-08-26</w:t>
+      <w:t>2026-08-27</w:t>
       <w:br/>
       <w:br/>
     </w:r>

--- a/tillsyn/A 22456-2023 tillsynsbegäran.docx
+++ b/tillsyn/A 22456-2023 tillsynsbegäran.docx
@@ -267,7 +267,7 @@
     <w:r>
       <w:tab/>
       <w:tab/>
-      <w:t>2026-08-27</w:t>
+      <w:t>2026-08-28</w:t>
       <w:br/>
       <w:br/>
     </w:r>

--- a/tillsyn/A 22456-2023 tillsynsbegäran.docx
+++ b/tillsyn/A 22456-2023 tillsynsbegäran.docx
@@ -267,7 +267,7 @@
     <w:r>
       <w:tab/>
       <w:tab/>
-      <w:t>2026-08-28</w:t>
+      <w:t>2026-08-29</w:t>
       <w:br/>
       <w:br/>
     </w:r>

--- a/tillsyn/A 22456-2023 tillsynsbegäran.docx
+++ b/tillsyn/A 22456-2023 tillsynsbegäran.docx
@@ -267,7 +267,7 @@
     <w:r>
       <w:tab/>
       <w:tab/>
-      <w:t>2026-08-29</w:t>
+      <w:t>2026-08-31</w:t>
       <w:br/>
       <w:br/>
     </w:r>

--- a/tillsyn/A 22456-2023 tillsynsbegäran.docx
+++ b/tillsyn/A 22456-2023 tillsynsbegäran.docx
@@ -267,7 +267,7 @@
     <w:r>
       <w:tab/>
       <w:tab/>
-      <w:t>2026-08-31</w:t>
+      <w:t>2026-09-01</w:t>
       <w:br/>
       <w:br/>
     </w:r>

--- a/tillsyn/A 22456-2023 tillsynsbegäran.docx
+++ b/tillsyn/A 22456-2023 tillsynsbegäran.docx
@@ -267,7 +267,7 @@
     <w:r>
       <w:tab/>
       <w:tab/>
-      <w:t>2026-09-01</w:t>
+      <w:t>2026-09-02</w:t>
       <w:br/>
       <w:br/>
     </w:r>

--- a/tillsyn/A 22456-2023 tillsynsbegäran.docx
+++ b/tillsyn/A 22456-2023 tillsynsbegäran.docx
@@ -267,7 +267,7 @@
     <w:r>
       <w:tab/>
       <w:tab/>
-      <w:t>2026-09-02</w:t>
+      <w:t>2026-09-03</w:t>
       <w:br/>
       <w:br/>
     </w:r>

--- a/tillsyn/A 22456-2023 tillsynsbegäran.docx
+++ b/tillsyn/A 22456-2023 tillsynsbegäran.docx
@@ -267,7 +267,7 @@
     <w:r>
       <w:tab/>
       <w:tab/>
-      <w:t>2026-09-03</w:t>
+      <w:t>2026-09-04</w:t>
       <w:br/>
       <w:br/>
     </w:r>

--- a/tillsyn/A 22456-2023 tillsynsbegäran.docx
+++ b/tillsyn/A 22456-2023 tillsynsbegäran.docx
@@ -267,7 +267,7 @@
     <w:r>
       <w:tab/>
       <w:tab/>
-      <w:t>2026-09-04</w:t>
+      <w:t>2026-09-05</w:t>
       <w:br/>
       <w:br/>
     </w:r>

--- a/tillsyn/A 22456-2023 tillsynsbegäran.docx
+++ b/tillsyn/A 22456-2023 tillsynsbegäran.docx
@@ -267,7 +267,7 @@
     <w:r>
       <w:tab/>
       <w:tab/>
-      <w:t>2026-09-05</w:t>
+      <w:t>2026-09-06</w:t>
       <w:br/>
       <w:br/>
     </w:r>

--- a/tillsyn/A 22456-2023 tillsynsbegäran.docx
+++ b/tillsyn/A 22456-2023 tillsynsbegäran.docx
@@ -267,7 +267,7 @@
     <w:r>
       <w:tab/>
       <w:tab/>
-      <w:t>2026-09-06</w:t>
+      <w:t>2026-09-07</w:t>
       <w:br/>
       <w:br/>
     </w:r>

--- a/tillsyn/A 22456-2023 tillsynsbegäran.docx
+++ b/tillsyn/A 22456-2023 tillsynsbegäran.docx
@@ -267,7 +267,7 @@
     <w:r>
       <w:tab/>
       <w:tab/>
-      <w:t>2026-09-07</w:t>
+      <w:t>2026-09-08</w:t>
       <w:br/>
       <w:br/>
     </w:r>

--- a/tillsyn/A 22456-2023 tillsynsbegäran.docx
+++ b/tillsyn/A 22456-2023 tillsynsbegäran.docx
@@ -267,7 +267,7 @@
     <w:r>
       <w:tab/>
       <w:tab/>
-      <w:t>2026-09-08</w:t>
+      <w:t>2026-09-09</w:t>
       <w:br/>
       <w:br/>
     </w:r>

--- a/tillsyn/A 22456-2023 tillsynsbegäran.docx
+++ b/tillsyn/A 22456-2023 tillsynsbegäran.docx
@@ -267,7 +267,7 @@
     <w:r>
       <w:tab/>
       <w:tab/>
-      <w:t>2026-09-09</w:t>
+      <w:t>2026-09-10</w:t>
       <w:br/>
       <w:br/>
     </w:r>

--- a/tillsyn/A 22456-2023 tillsynsbegäran.docx
+++ b/tillsyn/A 22456-2023 tillsynsbegäran.docx
@@ -267,7 +267,7 @@
     <w:r>
       <w:tab/>
       <w:tab/>
-      <w:t>2026-09-10</w:t>
+      <w:t>2026-09-11</w:t>
       <w:br/>
       <w:br/>
     </w:r>

--- a/tillsyn/A 22456-2023 tillsynsbegäran.docx
+++ b/tillsyn/A 22456-2023 tillsynsbegäran.docx
@@ -267,7 +267,7 @@
     <w:r>
       <w:tab/>
       <w:tab/>
-      <w:t>2026-09-11</w:t>
+      <w:t>2026-09-12</w:t>
       <w:br/>
       <w:br/>
     </w:r>

--- a/tillsyn/A 22456-2023 tillsynsbegäran.docx
+++ b/tillsyn/A 22456-2023 tillsynsbegäran.docx
@@ -267,7 +267,7 @@
     <w:r>
       <w:tab/>
       <w:tab/>
-      <w:t>2026-09-12</w:t>
+      <w:t>2026-09-13</w:t>
       <w:br/>
       <w:br/>
     </w:r>
